--- a/docs/lista_louvores/Textos_Louvores/REFÚGIO VERDADEIRO (324 CC).docx
+++ b/docs/lista_louvores/Textos_Louvores/REFÚGIO VERDADEIRO (324 CC).docx
@@ -1,10 +1,10 @@
 
 <file path=word/document.xml><?xml version="1.0" encoding="utf-8"?>
-<w:document xmlns:wpc="http://schemas.microsoft.com/office/word/2010/wordprocessingCanvas" xmlns:cx="http://schemas.microsoft.com/office/drawing/2014/chartex" xmlns:cx1="http://schemas.microsoft.com/office/drawing/2015/9/8/chartex" xmlns:cx2="http://schemas.microsoft.com/office/drawing/2015/10/21/chartex" xmlns:cx3="http://schemas.microsoft.com/office/drawing/2016/5/9/chartex" xmlns:cx4="http://schemas.microsoft.com/office/drawing/2016/5/10/chartex" xmlns:cx5="http://schemas.microsoft.com/office/drawing/2016/5/11/chartex" xmlns:cx6="http://schemas.microsoft.com/office/drawing/2016/5/12/chartex" xmlns:cx7="http://schemas.microsoft.com/office/drawing/2016/5/13/chartex" xmlns:cx8="http://schemas.microsoft.com/office/drawing/2016/5/14/chartex" xmlns:mc="http://schemas.openxmlformats.org/markup-compatibility/2006" xmlns:aink="http://schemas.microsoft.com/office/drawing/2016/ink" xmlns:am3d="http://schemas.microsoft.com/office/drawing/2017/model3d" xmlns:o="urn:schemas-microsoft-com:office:office" xmlns:oel="http://schemas.microsoft.com/office/2019/extlst" xmlns:r="http://schemas.openxmlformats.org/officeDocument/2006/relationships" xmlns:m="http://schemas.openxmlformats.org/officeDocument/2006/math" xmlns:v="urn:schemas-microsoft-com:vml" xmlns:wp14="http://schemas.microsoft.com/office/word/2010/wordprocessingDrawing" xmlns:wp="http://schemas.openxmlformats.org/drawingml/2006/wordprocessingDrawing" xmlns:w10="urn:schemas-microsoft-com:office:word" xmlns:w="http://schemas.openxmlformats.org/wordprocessingml/2006/main" xmlns:w14="http://schemas.microsoft.com/office/word/2010/wordml" xmlns:w15="http://schemas.microsoft.com/office/word/2012/wordml" xmlns:w16cex="http://schemas.microsoft.com/office/word/2018/wordml/cex" xmlns:w16cid="http://schemas.microsoft.com/office/word/2016/wordml/cid" xmlns:w16="http://schemas.microsoft.com/office/word/2018/wordml" xmlns:w16du="http://schemas.microsoft.com/office/word/2023/wordml/word16du" xmlns:w16sdtdh="http://schemas.microsoft.com/office/word/2020/wordml/sdtdatahash" xmlns:w16se="http://schemas.microsoft.com/office/word/2015/wordml/symex" xmlns:wpg="http://schemas.microsoft.com/office/word/2010/wordprocessingGroup" xmlns:wpi="http://schemas.microsoft.com/office/word/2010/wordprocessingInk" xmlns:wne="http://schemas.microsoft.com/office/word/2006/wordml" xmlns:wps="http://schemas.microsoft.com/office/word/2010/wordprocessingShape" mc:Ignorable="w14 w15 w16se w16cid w16 w16cex w16sdtdh w16du wp14">
+<w:document xmlns:wpc="http://schemas.microsoft.com/office/word/2010/wordprocessingCanvas" xmlns:cx="http://schemas.microsoft.com/office/drawing/2014/chartex" xmlns:cx1="http://schemas.microsoft.com/office/drawing/2015/9/8/chartex" xmlns:cx2="http://schemas.microsoft.com/office/drawing/2015/10/21/chartex" xmlns:cx3="http://schemas.microsoft.com/office/drawing/2016/5/9/chartex" xmlns:cx4="http://schemas.microsoft.com/office/drawing/2016/5/10/chartex" xmlns:cx5="http://schemas.microsoft.com/office/drawing/2016/5/11/chartex" xmlns:cx6="http://schemas.microsoft.com/office/drawing/2016/5/12/chartex" xmlns:cx7="http://schemas.microsoft.com/office/drawing/2016/5/13/chartex" xmlns:cx8="http://schemas.microsoft.com/office/drawing/2016/5/14/chartex" xmlns:mc="http://schemas.openxmlformats.org/markup-compatibility/2006" xmlns:aink="http://schemas.microsoft.com/office/drawing/2016/ink" xmlns:am3d="http://schemas.microsoft.com/office/drawing/2017/model3d" xmlns:o="urn:schemas-microsoft-com:office:office" xmlns:oel="http://schemas.microsoft.com/office/2019/extlst" xmlns:r="http://schemas.openxmlformats.org/officeDocument/2006/relationships" xmlns:m="http://schemas.openxmlformats.org/officeDocument/2006/math" xmlns:v="urn:schemas-microsoft-com:vml" xmlns:wp14="http://schemas.microsoft.com/office/word/2010/wordprocessingDrawing" xmlns:wp="http://schemas.openxmlformats.org/drawingml/2006/wordprocessingDrawing" xmlns:w10="urn:schemas-microsoft-com:office:word" xmlns:w="http://schemas.openxmlformats.org/wordprocessingml/2006/main" xmlns:w14="http://schemas.microsoft.com/office/word/2010/wordml" xmlns:w15="http://schemas.microsoft.com/office/word/2012/wordml" xmlns:w16cex="http://schemas.microsoft.com/office/word/2018/wordml/cex" xmlns:w16cid="http://schemas.microsoft.com/office/word/2016/wordml/cid" xmlns:w16="http://schemas.microsoft.com/office/word/2018/wordml" xmlns:w16du="http://schemas.microsoft.com/office/word/2023/wordml/word16du" xmlns:w16sdtdh="http://schemas.microsoft.com/office/word/2020/wordml/sdtdatahash" xmlns:w16sdtfl="http://schemas.microsoft.com/office/word/2024/wordml/sdtformatlock" xmlns:w16se="http://schemas.microsoft.com/office/word/2015/wordml/symex" xmlns:wpg="http://schemas.microsoft.com/office/word/2010/wordprocessingGroup" xmlns:wpi="http://schemas.microsoft.com/office/word/2010/wordprocessingInk" xmlns:wne="http://schemas.microsoft.com/office/word/2006/wordml" xmlns:wps="http://schemas.microsoft.com/office/word/2010/wordprocessingShape" mc:Ignorable="w14 w15 w16se w16cid w16 w16cex w16sdtdh w16sdtfl w16du wp14">
   <w:body>
     <w:p>
       <w:pPr>
-        <w:pStyle w:val="SemEspaamento"/>
+        <w:pStyle w:val="Ttulo1"/>
       </w:pPr>
       <w:r>
         <w:t xml:space="preserve">REFÚGIO VERDADEIRO </w:t>
@@ -22,27 +22,15 @@
     <w:p>
       <w:pPr>
         <w:spacing w:after="120"/>
-        <w:rPr>
-          <w:rFonts w:ascii="Arial" w:hAnsi="Arial" w:cs="Arial"/>
-        </w:rPr>
-      </w:pPr>
-      <w:r>
-        <w:rPr>
-          <w:rFonts w:ascii="Arial" w:hAnsi="Arial" w:cs="Arial"/>
-        </w:rPr>
+      </w:pPr>
+      <w:r>
         <w:t xml:space="preserve">Seguro estou, não tenho </w:t>
       </w:r>
       <w:r>
-        <w:rPr>
-          <w:rFonts w:ascii="Arial" w:hAnsi="Arial" w:cs="Arial"/>
-        </w:rPr>
         <w:br/>
         <w:t xml:space="preserve">temor do mal Sim, guardado pela fé </w:t>
       </w:r>
       <w:r>
-        <w:rPr>
-          <w:rFonts w:ascii="Arial" w:hAnsi="Arial" w:cs="Arial"/>
-        </w:rPr>
         <w:br/>
         <w:t>em meu Jesus</w:t>
       </w:r>
@@ -50,20 +38,11 @@
     <w:p>
       <w:pPr>
         <w:spacing w:after="120"/>
-        <w:rPr>
-          <w:rFonts w:ascii="Arial" w:hAnsi="Arial" w:cs="Arial"/>
-        </w:rPr>
-      </w:pPr>
-      <w:r>
-        <w:rPr>
-          <w:rFonts w:ascii="Arial" w:hAnsi="Arial" w:cs="Arial"/>
-        </w:rPr>
+      </w:pPr>
+      <w:r>
         <w:t>Não posso duvidar desse amor leal</w:t>
       </w:r>
       <w:r>
-        <w:rPr>
-          <w:rFonts w:ascii="Arial" w:hAnsi="Arial" w:cs="Arial"/>
-        </w:rPr>
         <w:br/>
         <w:t>Ele em Seu caminho sempre me conduz</w:t>
       </w:r>
@@ -71,20 +50,11 @@
     <w:p>
       <w:pPr>
         <w:spacing w:after="120"/>
-        <w:rPr>
-          <w:rFonts w:ascii="Arial" w:hAnsi="Arial" w:cs="Arial"/>
-        </w:rPr>
-      </w:pPr>
-      <w:r>
-        <w:rPr>
-          <w:rFonts w:ascii="Arial" w:hAnsi="Arial" w:cs="Arial"/>
-        </w:rPr>
+      </w:pPr>
+      <w:r>
         <w:t>Não me deixará, mas me abrigará</w:t>
       </w:r>
       <w:r>
-        <w:rPr>
-          <w:rFonts w:ascii="Arial" w:hAnsi="Arial" w:cs="Arial"/>
-        </w:rPr>
         <w:br/>
         <w:t>Do pecado vil me vem livrar</w:t>
       </w:r>
@@ -92,20 +62,11 @@
     <w:p>
       <w:pPr>
         <w:spacing w:after="120"/>
-        <w:rPr>
-          <w:rFonts w:ascii="Arial" w:hAnsi="Arial" w:cs="Arial"/>
-        </w:rPr>
-      </w:pPr>
-      <w:r>
-        <w:rPr>
-          <w:rFonts w:ascii="Arial" w:hAnsi="Arial" w:cs="Arial"/>
-        </w:rPr>
+      </w:pPr>
+      <w:r>
         <w:t>A Sua graça não me recusará</w:t>
       </w:r>
       <w:r>
-        <w:rPr>
-          <w:rFonts w:ascii="Arial" w:hAnsi="Arial" w:cs="Arial"/>
-        </w:rPr>
         <w:br/>
         <w:t>Sim, Jesus é quem me pode sustentar</w:t>
       </w:r>
@@ -114,7 +75,6 @@
       <w:pPr>
         <w:spacing w:after="120"/>
         <w:rPr>
-          <w:rFonts w:ascii="Arial" w:hAnsi="Arial" w:cs="Arial"/>
           <w:b/>
           <w:bCs/>
           <w:i/>
@@ -123,7 +83,6 @@
       </w:pPr>
       <w:r>
         <w:rPr>
-          <w:rFonts w:ascii="Arial" w:hAnsi="Arial" w:cs="Arial"/>
           <w:b/>
           <w:bCs/>
           <w:i/>
@@ -133,7 +92,6 @@
       </w:r>
       <w:r>
         <w:rPr>
-          <w:rFonts w:ascii="Arial" w:hAnsi="Arial" w:cs="Arial"/>
           <w:b/>
           <w:bCs/>
           <w:i/>
@@ -144,7 +102,6 @@
       </w:r>
       <w:r>
         <w:rPr>
-          <w:rFonts w:ascii="Arial" w:hAnsi="Arial" w:cs="Arial"/>
           <w:b/>
           <w:bCs/>
           <w:i/>
@@ -155,7 +112,6 @@
       </w:r>
       <w:r>
         <w:rPr>
-          <w:rFonts w:ascii="Arial" w:hAnsi="Arial" w:cs="Arial"/>
           <w:b/>
           <w:bCs/>
           <w:i/>
@@ -166,7 +122,6 @@
       </w:r>
       <w:r>
         <w:rPr>
-          <w:rFonts w:ascii="Arial" w:hAnsi="Arial" w:cs="Arial"/>
           <w:b/>
           <w:bCs/>
           <w:i/>
@@ -177,7 +132,6 @@
       </w:r>
       <w:r>
         <w:rPr>
-          <w:rFonts w:ascii="Arial" w:hAnsi="Arial" w:cs="Arial"/>
           <w:b/>
           <w:bCs/>
           <w:i/>
@@ -190,20 +144,11 @@
     <w:p>
       <w:pPr>
         <w:spacing w:after="120"/>
-        <w:rPr>
-          <w:rFonts w:ascii="Arial" w:hAnsi="Arial" w:cs="Arial"/>
-        </w:rPr>
-      </w:pPr>
-      <w:r>
-        <w:rPr>
-          <w:rFonts w:ascii="Arial" w:hAnsi="Arial" w:cs="Arial"/>
-        </w:rPr>
+      </w:pPr>
+      <w:r>
         <w:t>Abrigo eterno tenho no Salvador</w:t>
       </w:r>
       <w:r>
-        <w:rPr>
-          <w:rFonts w:ascii="Arial" w:hAnsi="Arial" w:cs="Arial"/>
-        </w:rPr>
         <w:br/>
         <w:t>Ele esconde a minha vida em Seu poder</w:t>
       </w:r>
@@ -211,20 +156,11 @@
     <w:p>
       <w:pPr>
         <w:spacing w:after="120"/>
-        <w:rPr>
-          <w:rFonts w:ascii="Arial" w:hAnsi="Arial" w:cs="Arial"/>
-        </w:rPr>
-      </w:pPr>
-      <w:r>
-        <w:rPr>
-          <w:rFonts w:ascii="Arial" w:hAnsi="Arial" w:cs="Arial"/>
-        </w:rPr>
+      </w:pPr>
+      <w:r>
         <w:t>Eu recear não posso do malfeitor</w:t>
       </w:r>
       <w:r>
-        <w:rPr>
-          <w:rFonts w:ascii="Arial" w:hAnsi="Arial" w:cs="Arial"/>
-        </w:rPr>
         <w:br/>
         <w:t>Que procura pertinaz me enfraquecer</w:t>
       </w:r>
@@ -232,20 +168,11 @@
     <w:p>
       <w:pPr>
         <w:spacing w:after="120"/>
-        <w:rPr>
-          <w:rFonts w:ascii="Arial" w:hAnsi="Arial" w:cs="Arial"/>
-        </w:rPr>
-      </w:pPr>
-      <w:r>
-        <w:rPr>
-          <w:rFonts w:ascii="Arial" w:hAnsi="Arial" w:cs="Arial"/>
-        </w:rPr>
+      </w:pPr>
+      <w:r>
         <w:t>Confiado, então, nessa proteção</w:t>
       </w:r>
       <w:r>
-        <w:rPr>
-          <w:rFonts w:ascii="Arial" w:hAnsi="Arial" w:cs="Arial"/>
-        </w:rPr>
         <w:br/>
         <w:t>Sigo a Cristo e quero ser fiel</w:t>
       </w:r>
@@ -253,20 +180,11 @@
     <w:p>
       <w:pPr>
         <w:spacing w:after="120"/>
-        <w:rPr>
-          <w:rFonts w:ascii="Arial" w:hAnsi="Arial" w:cs="Arial"/>
-        </w:rPr>
-      </w:pPr>
-      <w:r>
-        <w:rPr>
-          <w:rFonts w:ascii="Arial" w:hAnsi="Arial" w:cs="Arial"/>
-        </w:rPr>
+      </w:pPr>
+      <w:r>
         <w:t>Na minha vida, cheio de gratidão</w:t>
       </w:r>
       <w:r>
-        <w:rPr>
-          <w:rFonts w:ascii="Arial" w:hAnsi="Arial" w:cs="Arial"/>
-        </w:rPr>
         <w:br/>
         <w:t>Sim, a meu Senhor e Rei Emanuel</w:t>
       </w:r>
@@ -275,16 +193,18 @@
       <w:pPr>
         <w:spacing w:after="120"/>
         <w:rPr>
-          <w:rFonts w:ascii="Arial" w:hAnsi="Arial" w:cs="Arial"/>
           <w:b/>
           <w:bCs/>
+          <w:i/>
+          <w:iCs/>
         </w:rPr>
       </w:pPr>
       <w:r>
         <w:rPr>
-          <w:rFonts w:ascii="Arial" w:hAnsi="Arial" w:cs="Arial"/>
           <w:b/>
           <w:bCs/>
+          <w:i/>
+          <w:iCs/>
         </w:rPr>
         <w:t>[REFRÃO]</w:t>
       </w:r>
@@ -292,20 +212,11 @@
     <w:p>
       <w:pPr>
         <w:spacing w:after="120"/>
-        <w:rPr>
-          <w:rFonts w:ascii="Arial" w:hAnsi="Arial" w:cs="Arial"/>
-        </w:rPr>
-      </w:pPr>
-      <w:r>
-        <w:rPr>
-          <w:rFonts w:ascii="Arial" w:hAnsi="Arial" w:cs="Arial"/>
-        </w:rPr>
+      </w:pPr>
+      <w:r>
         <w:t>Perigo algum me pode causar temor</w:t>
       </w:r>
       <w:r>
-        <w:rPr>
-          <w:rFonts w:ascii="Arial" w:hAnsi="Arial" w:cs="Arial"/>
-        </w:rPr>
         <w:br/>
         <w:t>Pois meu Salvador não me abandonará</w:t>
       </w:r>
@@ -313,20 +224,11 @@
     <w:p>
       <w:pPr>
         <w:spacing w:after="120"/>
-        <w:rPr>
-          <w:rFonts w:ascii="Arial" w:hAnsi="Arial" w:cs="Arial"/>
-        </w:rPr>
-      </w:pPr>
-      <w:r>
-        <w:rPr>
-          <w:rFonts w:ascii="Arial" w:hAnsi="Arial" w:cs="Arial"/>
-        </w:rPr>
+      </w:pPr>
+      <w:r>
         <w:t>Com Sua proteção e com Seu amor</w:t>
       </w:r>
       <w:r>
-        <w:rPr>
-          <w:rFonts w:ascii="Arial" w:hAnsi="Arial" w:cs="Arial"/>
-        </w:rPr>
         <w:br/>
         <w:t>Dirigindo minha vida Ele estará</w:t>
       </w:r>
@@ -334,20 +236,11 @@
     <w:p>
       <w:pPr>
         <w:spacing w:after="120"/>
-        <w:rPr>
-          <w:rFonts w:ascii="Arial" w:hAnsi="Arial" w:cs="Arial"/>
-        </w:rPr>
-      </w:pPr>
-      <w:r>
-        <w:rPr>
-          <w:rFonts w:ascii="Arial" w:hAnsi="Arial" w:cs="Arial"/>
-        </w:rPr>
+      </w:pPr>
+      <w:r>
         <w:t>Nunca O deixarei, mas fiel serei</w:t>
       </w:r>
       <w:r>
-        <w:rPr>
-          <w:rFonts w:ascii="Arial" w:hAnsi="Arial" w:cs="Arial"/>
-        </w:rPr>
         <w:br/>
         <w:t>Sempre firme, cheio de fervor</w:t>
       </w:r>
@@ -355,20 +248,11 @@
     <w:p>
       <w:pPr>
         <w:spacing w:after="120"/>
-        <w:rPr>
-          <w:rFonts w:ascii="Arial" w:hAnsi="Arial" w:cs="Arial"/>
-        </w:rPr>
-      </w:pPr>
-      <w:r>
-        <w:rPr>
-          <w:rFonts w:ascii="Arial" w:hAnsi="Arial" w:cs="Arial"/>
-        </w:rPr>
+      </w:pPr>
+      <w:r>
         <w:t>A Cristo, Redentor, meu Senhor e Rei</w:t>
       </w:r>
       <w:r>
-        <w:rPr>
-          <w:rFonts w:ascii="Arial" w:hAnsi="Arial" w:cs="Arial"/>
-        </w:rPr>
         <w:br/>
         <w:t>Eu me entregarei, firmado em Seu amor</w:t>
       </w:r>
@@ -377,21 +261,22 @@
       <w:pPr>
         <w:spacing w:after="120"/>
         <w:rPr>
-          <w:rFonts w:ascii="Arial" w:hAnsi="Arial" w:cs="Arial"/>
           <w:b/>
           <w:bCs/>
+          <w:i/>
+          <w:iCs/>
         </w:rPr>
       </w:pPr>
       <w:r>
         <w:rPr>
-          <w:rFonts w:ascii="Arial" w:hAnsi="Arial" w:cs="Arial"/>
           <w:b/>
           <w:bCs/>
+          <w:i/>
+          <w:iCs/>
         </w:rPr>
         <w:t>[REFRÃO]</w:t>
       </w:r>
     </w:p>
-    <w:p/>
     <w:sectPr>
       <w:pgSz w:w="11906" w:h="16838"/>
       <w:pgMar w:top="1417" w:right="1701" w:bottom="1417" w:left="1701" w:header="708" w:footer="708" w:gutter="0"/>
@@ -403,7 +288,7 @@
 </file>
 
 <file path=word/styles.xml><?xml version="1.0" encoding="utf-8"?>
-<w:styles xmlns:mc="http://schemas.openxmlformats.org/markup-compatibility/2006" xmlns:r="http://schemas.openxmlformats.org/officeDocument/2006/relationships" xmlns:w="http://schemas.openxmlformats.org/wordprocessingml/2006/main" xmlns:w14="http://schemas.microsoft.com/office/word/2010/wordml" xmlns:w15="http://schemas.microsoft.com/office/word/2012/wordml" xmlns:w16cex="http://schemas.microsoft.com/office/word/2018/wordml/cex" xmlns:w16cid="http://schemas.microsoft.com/office/word/2016/wordml/cid" xmlns:w16="http://schemas.microsoft.com/office/word/2018/wordml" xmlns:w16du="http://schemas.microsoft.com/office/word/2023/wordml/word16du" xmlns:w16sdtdh="http://schemas.microsoft.com/office/word/2020/wordml/sdtdatahash" xmlns:w16se="http://schemas.microsoft.com/office/word/2015/wordml/symex" mc:Ignorable="w14 w15 w16se w16cid w16 w16cex w16sdtdh w16du">
+<w:styles xmlns:mc="http://schemas.openxmlformats.org/markup-compatibility/2006" xmlns:r="http://schemas.openxmlformats.org/officeDocument/2006/relationships" xmlns:w="http://schemas.openxmlformats.org/wordprocessingml/2006/main" xmlns:w14="http://schemas.microsoft.com/office/word/2010/wordml" xmlns:w15="http://schemas.microsoft.com/office/word/2012/wordml" xmlns:w16cex="http://schemas.microsoft.com/office/word/2018/wordml/cex" xmlns:w16cid="http://schemas.microsoft.com/office/word/2016/wordml/cid" xmlns:w16="http://schemas.microsoft.com/office/word/2018/wordml" xmlns:w16du="http://schemas.microsoft.com/office/word/2023/wordml/word16du" xmlns:w16sdtdh="http://schemas.microsoft.com/office/word/2020/wordml/sdtdatahash" xmlns:w16sdtfl="http://schemas.microsoft.com/office/word/2024/wordml/sdtformatlock" xmlns:w16se="http://schemas.microsoft.com/office/word/2015/wordml/symex" mc:Ignorable="w14 w15 w16se w16cid w16 w16cex w16sdtdh w16sdtfl w16du">
   <w:docDefaults>
     <w:rPrDefault>
       <w:rPr>
